--- a/Lab3/POPlab3.docx
+++ b/Lab3/POPlab3.docx
@@ -141,6 +141,7 @@
           <w:rFonts w:ascii="Times New Roman" w:hAnsi="Times New Roman" w:cs="Times New Roman"/>
           <w:sz w:val="28"/>
           <w:szCs w:val="28"/>
+          <w:lang w:val="uk-UA"/>
         </w:rPr>
       </w:pPr>
       <w:r>
@@ -150,188 +151,18 @@
           <w:bCs/>
           <w:sz w:val="28"/>
           <w:szCs w:val="28"/>
+          <w:lang w:val="uk-UA"/>
         </w:rPr>
         <w:t xml:space="preserve">Мета: </w:t>
       </w:r>
-      <w:proofErr w:type="spellStart"/>
-      <w:r>
-        <w:rPr>
-          <w:rFonts w:ascii="Times New Roman" w:hAnsi="Times New Roman" w:cs="Times New Roman"/>
-          <w:sz w:val="28"/>
-          <w:szCs w:val="28"/>
-        </w:rPr>
-        <w:t>Познайомитись</w:t>
-      </w:r>
-      <w:proofErr w:type="spellEnd"/>
-      <w:r>
-        <w:rPr>
-          <w:rFonts w:ascii="Times New Roman" w:hAnsi="Times New Roman" w:cs="Times New Roman"/>
-          <w:sz w:val="28"/>
-          <w:szCs w:val="28"/>
-        </w:rPr>
-        <w:t xml:space="preserve"> </w:t>
-      </w:r>
-      <w:proofErr w:type="spellStart"/>
-      <w:r>
-        <w:rPr>
-          <w:rFonts w:ascii="Times New Roman" w:hAnsi="Times New Roman" w:cs="Times New Roman"/>
-          <w:sz w:val="28"/>
-          <w:szCs w:val="28"/>
-        </w:rPr>
-        <w:t>із</w:t>
-      </w:r>
-      <w:proofErr w:type="spellEnd"/>
-      <w:r>
-        <w:rPr>
-          <w:rFonts w:ascii="Times New Roman" w:hAnsi="Times New Roman" w:cs="Times New Roman"/>
-          <w:sz w:val="28"/>
-          <w:szCs w:val="28"/>
-        </w:rPr>
-        <w:t xml:space="preserve"> </w:t>
-      </w:r>
-      <w:proofErr w:type="spellStart"/>
-      <w:r>
-        <w:rPr>
-          <w:rFonts w:ascii="Times New Roman" w:hAnsi="Times New Roman" w:cs="Times New Roman"/>
-          <w:sz w:val="28"/>
-          <w:szCs w:val="28"/>
-        </w:rPr>
-        <w:t>використанням</w:t>
-      </w:r>
-      <w:proofErr w:type="spellEnd"/>
-      <w:r>
-        <w:rPr>
-          <w:rFonts w:ascii="Times New Roman" w:hAnsi="Times New Roman" w:cs="Times New Roman"/>
-          <w:sz w:val="28"/>
-          <w:szCs w:val="28"/>
-        </w:rPr>
-        <w:t xml:space="preserve"> </w:t>
-      </w:r>
-      <w:proofErr w:type="spellStart"/>
-      <w:r>
-        <w:rPr>
-          <w:rFonts w:ascii="Times New Roman" w:hAnsi="Times New Roman" w:cs="Times New Roman"/>
-          <w:sz w:val="28"/>
-          <w:szCs w:val="28"/>
-        </w:rPr>
-        <w:t>семафорів</w:t>
-      </w:r>
-      <w:proofErr w:type="spellEnd"/>
-      <w:r>
-        <w:rPr>
-          <w:rFonts w:ascii="Times New Roman" w:hAnsi="Times New Roman" w:cs="Times New Roman"/>
-          <w:sz w:val="28"/>
-          <w:szCs w:val="28"/>
-        </w:rPr>
-        <w:t xml:space="preserve"> як </w:t>
-      </w:r>
-      <w:proofErr w:type="spellStart"/>
-      <w:r>
-        <w:rPr>
-          <w:rFonts w:ascii="Times New Roman" w:hAnsi="Times New Roman" w:cs="Times New Roman"/>
-          <w:sz w:val="28"/>
-          <w:szCs w:val="28"/>
-        </w:rPr>
-        <w:t>засобів</w:t>
-      </w:r>
-      <w:proofErr w:type="spellEnd"/>
-      <w:r>
-        <w:rPr>
-          <w:rFonts w:ascii="Times New Roman" w:hAnsi="Times New Roman" w:cs="Times New Roman"/>
-          <w:sz w:val="28"/>
-          <w:szCs w:val="28"/>
-        </w:rPr>
-        <w:t xml:space="preserve"> </w:t>
-      </w:r>
-      <w:proofErr w:type="spellStart"/>
-      <w:r>
-        <w:rPr>
-          <w:rFonts w:ascii="Times New Roman" w:hAnsi="Times New Roman" w:cs="Times New Roman"/>
-          <w:sz w:val="28"/>
-          <w:szCs w:val="28"/>
-        </w:rPr>
-        <w:t>синхронізації</w:t>
-      </w:r>
-      <w:proofErr w:type="spellEnd"/>
-      <w:r>
-        <w:rPr>
-          <w:rFonts w:ascii="Times New Roman" w:hAnsi="Times New Roman" w:cs="Times New Roman"/>
-          <w:sz w:val="28"/>
-          <w:szCs w:val="28"/>
-        </w:rPr>
-        <w:t xml:space="preserve"> </w:t>
-      </w:r>
-      <w:proofErr w:type="spellStart"/>
-      <w:r>
-        <w:rPr>
-          <w:rFonts w:ascii="Times New Roman" w:hAnsi="Times New Roman" w:cs="Times New Roman"/>
-          <w:sz w:val="28"/>
-          <w:szCs w:val="28"/>
-        </w:rPr>
-        <w:t>потоків</w:t>
-      </w:r>
-      <w:proofErr w:type="spellEnd"/>
-      <w:r>
-        <w:rPr>
-          <w:rFonts w:ascii="Times New Roman" w:hAnsi="Times New Roman" w:cs="Times New Roman"/>
-          <w:sz w:val="28"/>
-          <w:szCs w:val="28"/>
-        </w:rPr>
-        <w:t xml:space="preserve"> у </w:t>
-      </w:r>
-      <w:proofErr w:type="spellStart"/>
-      <w:r>
-        <w:rPr>
-          <w:rFonts w:ascii="Times New Roman" w:hAnsi="Times New Roman" w:cs="Times New Roman"/>
-          <w:sz w:val="28"/>
-          <w:szCs w:val="28"/>
-        </w:rPr>
-        <w:t>різних</w:t>
-      </w:r>
-      <w:proofErr w:type="spellEnd"/>
-      <w:r>
-        <w:rPr>
-          <w:rFonts w:ascii="Times New Roman" w:hAnsi="Times New Roman" w:cs="Times New Roman"/>
-          <w:sz w:val="28"/>
-          <w:szCs w:val="28"/>
-        </w:rPr>
-        <w:t xml:space="preserve"> </w:t>
-      </w:r>
-      <w:proofErr w:type="spellStart"/>
-      <w:r>
-        <w:rPr>
-          <w:rFonts w:ascii="Times New Roman" w:hAnsi="Times New Roman" w:cs="Times New Roman"/>
-          <w:sz w:val="28"/>
-          <w:szCs w:val="28"/>
-        </w:rPr>
-        <w:t>мовах</w:t>
-      </w:r>
-      <w:proofErr w:type="spellEnd"/>
-      <w:r>
-        <w:rPr>
-          <w:rFonts w:ascii="Times New Roman" w:hAnsi="Times New Roman" w:cs="Times New Roman"/>
-          <w:sz w:val="28"/>
-          <w:szCs w:val="28"/>
-        </w:rPr>
-        <w:t xml:space="preserve"> </w:t>
-      </w:r>
-      <w:proofErr w:type="spellStart"/>
-      <w:r>
-        <w:rPr>
-          <w:rFonts w:ascii="Times New Roman" w:hAnsi="Times New Roman" w:cs="Times New Roman"/>
-          <w:sz w:val="28"/>
-          <w:szCs w:val="28"/>
-        </w:rPr>
-        <w:t>програмування</w:t>
-      </w:r>
-      <w:proofErr w:type="spellEnd"/>
-      <w:r>
-        <w:rPr>
-          <w:rFonts w:ascii="Times New Roman" w:hAnsi="Times New Roman" w:cs="Times New Roman"/>
-          <w:sz w:val="28"/>
-          <w:szCs w:val="28"/>
-        </w:rPr>
-        <w:t>.</w:t>
+      <w:r>
+        <w:rPr>
+          <w:rFonts w:ascii="Times New Roman" w:hAnsi="Times New Roman" w:cs="Times New Roman"/>
+          <w:sz w:val="28"/>
+          <w:szCs w:val="28"/>
+          <w:lang w:val="uk-UA"/>
+        </w:rPr>
+        <w:t>Познайомитись із використанням семафорів як засобів синхронізації потоків у різних мовах програмування.</w:t>
       </w:r>
     </w:p>
     <w:p>
@@ -3467,8 +3298,52 @@
           <w:rFonts w:ascii="Times New Roman" w:hAnsi="Times New Roman" w:cs="Times New Roman"/>
           <w:sz w:val="28"/>
           <w:szCs w:val="28"/>
-        </w:rPr>
-      </w:pPr>
+          <w:lang w:val="en-US"/>
+        </w:rPr>
+      </w:pPr>
+      <w:r>
+        <w:rPr>
+          <w:rFonts w:ascii="Times New Roman" w:hAnsi="Times New Roman" w:cs="Times New Roman"/>
+          <w:sz w:val="28"/>
+          <w:szCs w:val="28"/>
+          <w:lang w:val="en-US"/>
+        </w:rPr>
+        <w:drawing>
+          <wp:inline distT="0" distB="0" distL="0" distR="0" wp14:anchorId="635B3DBD" wp14:editId="4CE01254">
+            <wp:extent cx="5400000" cy="6686956"/>
+            <wp:effectExtent l="0" t="0" r="0" b="0"/>
+            <wp:docPr id="1" name="Рисунок 1"/>
+            <wp:cNvGraphicFramePr>
+              <a:graphicFrameLocks xmlns:a="http://schemas.openxmlformats.org/drawingml/2006/main" noChangeAspect="1"/>
+            </wp:cNvGraphicFramePr>
+            <a:graphic xmlns:a="http://schemas.openxmlformats.org/drawingml/2006/main">
+              <a:graphicData uri="http://schemas.openxmlformats.org/drawingml/2006/picture">
+                <pic:pic xmlns:pic="http://schemas.openxmlformats.org/drawingml/2006/picture">
+                  <pic:nvPicPr>
+                    <pic:cNvPr id="1" name=""/>
+                    <pic:cNvPicPr/>
+                  </pic:nvPicPr>
+                  <pic:blipFill>
+                    <a:blip r:embed="rId5"/>
+                    <a:stretch>
+                      <a:fillRect/>
+                    </a:stretch>
+                  </pic:blipFill>
+                  <pic:spPr>
+                    <a:xfrm>
+                      <a:off x="0" y="0"/>
+                      <a:ext cx="5400000" cy="6686956"/>
+                    </a:xfrm>
+                    <a:prstGeom prst="rect">
+                      <a:avLst/>
+                    </a:prstGeom>
+                  </pic:spPr>
+                </pic:pic>
+              </a:graphicData>
+            </a:graphic>
+          </wp:inline>
+        </w:drawing>
+      </w:r>
     </w:p>
     <w:p>
       <w:pPr>
@@ -3480,6 +3355,49 @@
           <w:szCs w:val="28"/>
         </w:rPr>
       </w:pPr>
+      <w:r>
+        <w:rPr>
+          <w:rFonts w:ascii="Times New Roman" w:hAnsi="Times New Roman" w:cs="Times New Roman"/>
+          <w:sz w:val="28"/>
+          <w:szCs w:val="28"/>
+        </w:rPr>
+        <w:lastRenderedPageBreak/>
+        <w:drawing>
+          <wp:inline distT="0" distB="0" distL="0" distR="0" wp14:anchorId="11B0FB8C" wp14:editId="0ED4DF8E">
+            <wp:extent cx="5400000" cy="5434634"/>
+            <wp:effectExtent l="0" t="0" r="0" b="0"/>
+            <wp:docPr id="2" name="Рисунок 2"/>
+            <wp:cNvGraphicFramePr>
+              <a:graphicFrameLocks xmlns:a="http://schemas.openxmlformats.org/drawingml/2006/main" noChangeAspect="1"/>
+            </wp:cNvGraphicFramePr>
+            <a:graphic xmlns:a="http://schemas.openxmlformats.org/drawingml/2006/main">
+              <a:graphicData uri="http://schemas.openxmlformats.org/drawingml/2006/picture">
+                <pic:pic xmlns:pic="http://schemas.openxmlformats.org/drawingml/2006/picture">
+                  <pic:nvPicPr>
+                    <pic:cNvPr id="1" name=""/>
+                    <pic:cNvPicPr/>
+                  </pic:nvPicPr>
+                  <pic:blipFill>
+                    <a:blip r:embed="rId6"/>
+                    <a:stretch>
+                      <a:fillRect/>
+                    </a:stretch>
+                  </pic:blipFill>
+                  <pic:spPr>
+                    <a:xfrm>
+                      <a:off x="0" y="0"/>
+                      <a:ext cx="5400000" cy="5434634"/>
+                    </a:xfrm>
+                    <a:prstGeom prst="rect">
+                      <a:avLst/>
+                    </a:prstGeom>
+                  </pic:spPr>
+                </pic:pic>
+              </a:graphicData>
+            </a:graphic>
+          </wp:inline>
+        </w:drawing>
+      </w:r>
     </w:p>
     <w:p>
       <w:pPr>
@@ -3577,6 +3495,50 @@
           <w:lang w:eastAsia="ru-RU"/>
         </w:rPr>
       </w:pPr>
+      <w:r>
+        <w:rPr>
+          <w:rFonts w:ascii="Times New Roman" w:hAnsi="Times New Roman" w:cs="Times New Roman"/>
+          <w:noProof/>
+          <w:sz w:val="28"/>
+          <w:szCs w:val="28"/>
+          <w:lang w:eastAsia="ru-RU"/>
+        </w:rPr>
+        <w:drawing>
+          <wp:inline distT="0" distB="0" distL="0" distR="0" wp14:anchorId="63C353FA" wp14:editId="61856FDF">
+            <wp:extent cx="5400000" cy="4559551"/>
+            <wp:effectExtent l="0" t="0" r="0" b="0"/>
+            <wp:docPr id="3" name="Рисунок 3"/>
+            <wp:cNvGraphicFramePr>
+              <a:graphicFrameLocks xmlns:a="http://schemas.openxmlformats.org/drawingml/2006/main" noChangeAspect="1"/>
+            </wp:cNvGraphicFramePr>
+            <a:graphic xmlns:a="http://schemas.openxmlformats.org/drawingml/2006/main">
+              <a:graphicData uri="http://schemas.openxmlformats.org/drawingml/2006/picture">
+                <pic:pic xmlns:pic="http://schemas.openxmlformats.org/drawingml/2006/picture">
+                  <pic:nvPicPr>
+                    <pic:cNvPr id="1" name=""/>
+                    <pic:cNvPicPr/>
+                  </pic:nvPicPr>
+                  <pic:blipFill>
+                    <a:blip r:embed="rId7"/>
+                    <a:stretch>
+                      <a:fillRect/>
+                    </a:stretch>
+                  </pic:blipFill>
+                  <pic:spPr>
+                    <a:xfrm>
+                      <a:off x="0" y="0"/>
+                      <a:ext cx="5400000" cy="4559551"/>
+                    </a:xfrm>
+                    <a:prstGeom prst="rect">
+                      <a:avLst/>
+                    </a:prstGeom>
+                  </pic:spPr>
+                </pic:pic>
+              </a:graphicData>
+            </a:graphic>
+          </wp:inline>
+        </w:drawing>
+      </w:r>
     </w:p>
     <w:p>
       <w:pPr>
@@ -3590,6 +3552,51 @@
           <w:lang w:eastAsia="ru-RU"/>
         </w:rPr>
       </w:pPr>
+      <w:r>
+        <w:rPr>
+          <w:rFonts w:ascii="Times New Roman" w:hAnsi="Times New Roman" w:cs="Times New Roman"/>
+          <w:noProof/>
+          <w:sz w:val="28"/>
+          <w:szCs w:val="28"/>
+          <w:lang w:eastAsia="ru-RU"/>
+        </w:rPr>
+        <w:lastRenderedPageBreak/>
+        <w:drawing>
+          <wp:inline distT="0" distB="0" distL="0" distR="0" wp14:anchorId="1991F056" wp14:editId="234C1DB2">
+            <wp:extent cx="5400000" cy="6741291"/>
+            <wp:effectExtent l="0" t="0" r="0" b="2540"/>
+            <wp:docPr id="4" name="Рисунок 4"/>
+            <wp:cNvGraphicFramePr>
+              <a:graphicFrameLocks xmlns:a="http://schemas.openxmlformats.org/drawingml/2006/main" noChangeAspect="1"/>
+            </wp:cNvGraphicFramePr>
+            <a:graphic xmlns:a="http://schemas.openxmlformats.org/drawingml/2006/main">
+              <a:graphicData uri="http://schemas.openxmlformats.org/drawingml/2006/picture">
+                <pic:pic xmlns:pic="http://schemas.openxmlformats.org/drawingml/2006/picture">
+                  <pic:nvPicPr>
+                    <pic:cNvPr id="1" name=""/>
+                    <pic:cNvPicPr/>
+                  </pic:nvPicPr>
+                  <pic:blipFill>
+                    <a:blip r:embed="rId8"/>
+                    <a:stretch>
+                      <a:fillRect/>
+                    </a:stretch>
+                  </pic:blipFill>
+                  <pic:spPr>
+                    <a:xfrm>
+                      <a:off x="0" y="0"/>
+                      <a:ext cx="5400000" cy="6741291"/>
+                    </a:xfrm>
+                    <a:prstGeom prst="rect">
+                      <a:avLst/>
+                    </a:prstGeom>
+                  </pic:spPr>
+                </pic:pic>
+              </a:graphicData>
+            </a:graphic>
+          </wp:inline>
+        </w:drawing>
+      </w:r>
     </w:p>
     <w:p>
       <w:pPr>
@@ -3603,6 +3610,50 @@
           <w:lang w:eastAsia="ru-RU"/>
         </w:rPr>
       </w:pPr>
+      <w:r>
+        <w:rPr>
+          <w:rFonts w:ascii="Times New Roman" w:hAnsi="Times New Roman" w:cs="Times New Roman"/>
+          <w:noProof/>
+          <w:sz w:val="28"/>
+          <w:szCs w:val="28"/>
+          <w:lang w:eastAsia="ru-RU"/>
+        </w:rPr>
+        <w:drawing>
+          <wp:inline distT="0" distB="0" distL="0" distR="0" wp14:anchorId="325C2149" wp14:editId="27E93510">
+            <wp:extent cx="5400000" cy="1335136"/>
+            <wp:effectExtent l="0" t="0" r="0" b="0"/>
+            <wp:docPr id="5" name="Рисунок 5"/>
+            <wp:cNvGraphicFramePr>
+              <a:graphicFrameLocks xmlns:a="http://schemas.openxmlformats.org/drawingml/2006/main" noChangeAspect="1"/>
+            </wp:cNvGraphicFramePr>
+            <a:graphic xmlns:a="http://schemas.openxmlformats.org/drawingml/2006/main">
+              <a:graphicData uri="http://schemas.openxmlformats.org/drawingml/2006/picture">
+                <pic:pic xmlns:pic="http://schemas.openxmlformats.org/drawingml/2006/picture">
+                  <pic:nvPicPr>
+                    <pic:cNvPr id="1" name=""/>
+                    <pic:cNvPicPr/>
+                  </pic:nvPicPr>
+                  <pic:blipFill>
+                    <a:blip r:embed="rId9"/>
+                    <a:stretch>
+                      <a:fillRect/>
+                    </a:stretch>
+                  </pic:blipFill>
+                  <pic:spPr>
+                    <a:xfrm>
+                      <a:off x="0" y="0"/>
+                      <a:ext cx="5400000" cy="1335136"/>
+                    </a:xfrm>
+                    <a:prstGeom prst="rect">
+                      <a:avLst/>
+                    </a:prstGeom>
+                  </pic:spPr>
+                </pic:pic>
+              </a:graphicData>
+            </a:graphic>
+          </wp:inline>
+        </w:drawing>
+      </w:r>
     </w:p>
     <w:p>
       <w:pPr>
@@ -3687,6 +3738,50 @@
           <w:lang w:eastAsia="ru-RU"/>
         </w:rPr>
       </w:pPr>
+      <w:r>
+        <w:rPr>
+          <w:rFonts w:ascii="Times New Roman" w:hAnsi="Times New Roman" w:cs="Times New Roman"/>
+          <w:noProof/>
+          <w:sz w:val="28"/>
+          <w:szCs w:val="28"/>
+          <w:lang w:eastAsia="ru-RU"/>
+        </w:rPr>
+        <w:drawing>
+          <wp:inline distT="0" distB="0" distL="0" distR="0" wp14:anchorId="4C712274" wp14:editId="0273EBA5">
+            <wp:extent cx="5400000" cy="3562672"/>
+            <wp:effectExtent l="0" t="0" r="0" b="0"/>
+            <wp:docPr id="6" name="Рисунок 6"/>
+            <wp:cNvGraphicFramePr>
+              <a:graphicFrameLocks xmlns:a="http://schemas.openxmlformats.org/drawingml/2006/main" noChangeAspect="1"/>
+            </wp:cNvGraphicFramePr>
+            <a:graphic xmlns:a="http://schemas.openxmlformats.org/drawingml/2006/main">
+              <a:graphicData uri="http://schemas.openxmlformats.org/drawingml/2006/picture">
+                <pic:pic xmlns:pic="http://schemas.openxmlformats.org/drawingml/2006/picture">
+                  <pic:nvPicPr>
+                    <pic:cNvPr id="1" name=""/>
+                    <pic:cNvPicPr/>
+                  </pic:nvPicPr>
+                  <pic:blipFill>
+                    <a:blip r:embed="rId10"/>
+                    <a:stretch>
+                      <a:fillRect/>
+                    </a:stretch>
+                  </pic:blipFill>
+                  <pic:spPr>
+                    <a:xfrm>
+                      <a:off x="0" y="0"/>
+                      <a:ext cx="5400000" cy="3562672"/>
+                    </a:xfrm>
+                    <a:prstGeom prst="rect">
+                      <a:avLst/>
+                    </a:prstGeom>
+                  </pic:spPr>
+                </pic:pic>
+              </a:graphicData>
+            </a:graphic>
+          </wp:inline>
+        </w:drawing>
+      </w:r>
     </w:p>
     <w:p>
       <w:pPr>
@@ -3700,6 +3795,53 @@
           <w:lang w:eastAsia="ru-RU"/>
         </w:rPr>
       </w:pPr>
+      <w:r>
+        <w:rPr>
+          <w:rFonts w:ascii="Times New Roman" w:hAnsi="Times New Roman" w:cs="Times New Roman"/>
+          <w:noProof/>
+          <w:sz w:val="28"/>
+          <w:szCs w:val="28"/>
+          <w:lang w:eastAsia="ru-RU"/>
+        </w:rPr>
+        <w:lastRenderedPageBreak/>
+        <w:drawing>
+          <wp:inline distT="0" distB="0" distL="0" distR="0" wp14:anchorId="1EC62E73" wp14:editId="4B700FC5">
+            <wp:extent cx="5400000" cy="6190807"/>
+            <wp:effectExtent l="0" t="0" r="0" b="635"/>
+            <wp:docPr id="7" name="Рисунок 7"/>
+            <wp:cNvGraphicFramePr>
+              <a:graphicFrameLocks xmlns:a="http://schemas.openxmlformats.org/drawingml/2006/main" noChangeAspect="1"/>
+            </wp:cNvGraphicFramePr>
+            <a:graphic xmlns:a="http://schemas.openxmlformats.org/drawingml/2006/main">
+              <a:graphicData uri="http://schemas.openxmlformats.org/drawingml/2006/picture">
+                <pic:pic xmlns:pic="http://schemas.openxmlformats.org/drawingml/2006/picture">
+                  <pic:nvPicPr>
+                    <pic:cNvPr id="1" name=""/>
+                    <pic:cNvPicPr/>
+                  </pic:nvPicPr>
+                  <pic:blipFill>
+                    <a:blip r:embed="rId11"/>
+                    <a:stretch>
+                      <a:fillRect/>
+                    </a:stretch>
+                  </pic:blipFill>
+                  <pic:spPr>
+                    <a:xfrm>
+                      <a:off x="0" y="0"/>
+                      <a:ext cx="5400000" cy="6190807"/>
+                    </a:xfrm>
+                    <a:prstGeom prst="rect">
+                      <a:avLst/>
+                    </a:prstGeom>
+                  </pic:spPr>
+                </pic:pic>
+              </a:graphicData>
+            </a:graphic>
+          </wp:inline>
+        </w:drawing>
+      </w:r>
+      <w:bookmarkStart w:id="0" w:name="_GoBack"/>
+      <w:bookmarkEnd w:id="0"/>
     </w:p>
     <w:p>
       <w:pPr>
@@ -3724,8 +3866,6 @@
           <w:szCs w:val="28"/>
         </w:rPr>
       </w:pPr>
-      <w:bookmarkStart w:id="0" w:name="_GoBack"/>
-      <w:bookmarkEnd w:id="0"/>
     </w:p>
     <w:p>
       <w:pPr>
